--- a/SKILL-4/2400030128_FSAD_SKILL_04.docx
+++ b/SKILL-4/2400030128_FSAD_SKILL_04.docx
@@ -4,6 +4,7 @@
   <w:body>
     <w:p>
       <w:pPr>
+        <w:jc w:val="center"/>
         <w:rPr>
           <w:b/>
           <w:bCs/>
@@ -19,27 +20,30 @@
           <w:szCs w:val="28"/>
           <w:lang w:val="en-US"/>
         </w:rPr>
-        <w:t xml:space="preserve">SKILL-4 : </w:t>
-      </w:r>
+        <w:t>SKILL-</w:t>
+      </w:r>
+      <w:proofErr w:type="gramStart"/>
       <w:r>
         <w:rPr>
           <w:b/>
           <w:bCs/>
           <w:sz w:val="28"/>
           <w:szCs w:val="28"/>
-        </w:rPr>
-        <w:t>Spring Dependency Injection – Constructor &amp; Setter Injection</w:t>
-      </w:r>
-    </w:p>
-    <w:p>
-      <w:pPr>
+          <w:lang w:val="en-US"/>
+        </w:rPr>
+        <w:t>4 :</w:t>
+      </w:r>
+      <w:proofErr w:type="gramEnd"/>
+      <w:r>
         <w:rPr>
           <w:b/>
           <w:bCs/>
           <w:sz w:val="28"/>
           <w:szCs w:val="28"/>
-        </w:rPr>
-      </w:pPr>
+          <w:lang w:val="en-US"/>
+        </w:rPr>
+        <w:t xml:space="preserve"> </w:t>
+      </w:r>
       <w:r>
         <w:rPr>
           <w:b/>
@@ -47,7 +51,7 @@
           <w:sz w:val="28"/>
           <w:szCs w:val="28"/>
         </w:rPr>
-        <w:t>ID: 2400030128</w:t>
+        <w:t>Spring Dependency Injection – Constructor &amp; Setter Injection</w:t>
       </w:r>
     </w:p>
     <w:p>
@@ -66,19 +70,18 @@
           <w:sz w:val="28"/>
           <w:szCs w:val="28"/>
         </w:rPr>
-        <w:t xml:space="preserve">Name: </w:t>
-      </w:r>
-      <w:proofErr w:type="spellStart"/>
-      <w:r>
+        <w:t>ID: 2400030128</w:t>
+      </w:r>
+    </w:p>
+    <w:p>
+      <w:pPr>
         <w:rPr>
           <w:b/>
           <w:bCs/>
           <w:sz w:val="28"/>
           <w:szCs w:val="28"/>
         </w:rPr>
-        <w:t>M.Naga</w:t>
-      </w:r>
-      <w:proofErr w:type="spellEnd"/>
+      </w:pPr>
       <w:r>
         <w:rPr>
           <w:b/>
@@ -86,18 +89,21 @@
           <w:sz w:val="28"/>
           <w:szCs w:val="28"/>
         </w:rPr>
-        <w:t xml:space="preserve"> Subrahmanyam</w:t>
-      </w:r>
-    </w:p>
-    <w:p>
-      <w:pPr>
+        <w:t xml:space="preserve">Name: </w:t>
+      </w:r>
+      <w:proofErr w:type="spellStart"/>
+      <w:proofErr w:type="gramStart"/>
+      <w:r>
         <w:rPr>
           <w:b/>
           <w:bCs/>
           <w:sz w:val="28"/>
           <w:szCs w:val="28"/>
         </w:rPr>
-      </w:pPr>
+        <w:t>M.Naga</w:t>
+      </w:r>
+      <w:proofErr w:type="spellEnd"/>
+      <w:proofErr w:type="gramEnd"/>
       <w:r>
         <w:rPr>
           <w:b/>
@@ -105,7 +111,7 @@
           <w:sz w:val="28"/>
           <w:szCs w:val="28"/>
         </w:rPr>
-        <w:t xml:space="preserve">Section: 2 </w:t>
+        <w:t xml:space="preserve"> Subrahmanyam</w:t>
       </w:r>
     </w:p>
     <w:p>
@@ -124,6 +130,25 @@
           <w:sz w:val="28"/>
           <w:szCs w:val="28"/>
         </w:rPr>
+        <w:t xml:space="preserve">Section: 2 </w:t>
+      </w:r>
+    </w:p>
+    <w:p>
+      <w:pPr>
+        <w:rPr>
+          <w:b/>
+          <w:bCs/>
+          <w:sz w:val="28"/>
+          <w:szCs w:val="28"/>
+        </w:rPr>
+      </w:pPr>
+      <w:r>
+        <w:rPr>
+          <w:b/>
+          <w:bCs/>
+          <w:sz w:val="28"/>
+          <w:szCs w:val="28"/>
+        </w:rPr>
         <w:t>----------------------------------------------------------------------------------------------</w:t>
       </w:r>
     </w:p>
@@ -141,6 +166,21 @@
       <w:proofErr w:type="spellEnd"/>
       <w:r>
         <w:t>, name, course, and academic year into objects without manually assigning values. This Skill demonstrates Constructor Injection and Setter Injection using both XML and Annotation configurations.</w:t>
+      </w:r>
+    </w:p>
+    <w:p>
+      <w:pPr>
+        <w:rPr>
+          <w:b/>
+          <w:bCs/>
+        </w:rPr>
+      </w:pPr>
+      <w:r>
+        <w:rPr>
+          <w:b/>
+          <w:bCs/>
+        </w:rPr>
+        <w:t>Structure:</w:t>
       </w:r>
     </w:p>
     <w:p>
@@ -268,7 +308,6 @@
           <w:b/>
           <w:bCs/>
         </w:rPr>
-        <w:lastRenderedPageBreak/>
         <w:t>Codes:</w:t>
       </w:r>
     </w:p>
@@ -282,10 +321,12 @@
         <w:t xml:space="preserve">package </w:t>
       </w:r>
       <w:proofErr w:type="spellStart"/>
+      <w:proofErr w:type="gramStart"/>
       <w:r>
         <w:t>com.klu.beans</w:t>
       </w:r>
       <w:proofErr w:type="spellEnd"/>
+      <w:proofErr w:type="gramEnd"/>
       <w:r>
         <w:t>;</w:t>
       </w:r>
@@ -300,6 +341,7 @@
         <w:t xml:space="preserve">    private int </w:t>
       </w:r>
       <w:proofErr w:type="spellStart"/>
+      <w:proofErr w:type="gramStart"/>
       <w:r>
         <w:t>studentId</w:t>
       </w:r>
@@ -307,22 +349,34 @@
       <w:r>
         <w:t>;</w:t>
       </w:r>
-    </w:p>
-    <w:p>
-      <w:r>
-        <w:t xml:space="preserve">    private String name;</w:t>
-      </w:r>
-    </w:p>
-    <w:p>
-      <w:r>
-        <w:t xml:space="preserve">    private int year;</w:t>
-      </w:r>
+      <w:proofErr w:type="gramEnd"/>
+    </w:p>
+    <w:p>
+      <w:r>
+        <w:t xml:space="preserve">    private String </w:t>
+      </w:r>
+      <w:proofErr w:type="gramStart"/>
+      <w:r>
+        <w:t>name;</w:t>
+      </w:r>
+      <w:proofErr w:type="gramEnd"/>
+    </w:p>
+    <w:p>
+      <w:r>
+        <w:t xml:space="preserve">    private int </w:t>
+      </w:r>
+      <w:proofErr w:type="gramStart"/>
+      <w:r>
+        <w:t>year;</w:t>
+      </w:r>
+      <w:proofErr w:type="gramEnd"/>
     </w:p>
     <w:p>
       <w:r>
         <w:t xml:space="preserve">    private Course </w:t>
       </w:r>
       <w:proofErr w:type="spellStart"/>
+      <w:proofErr w:type="gramStart"/>
       <w:r>
         <w:t>course</w:t>
       </w:r>
@@ -330,17 +384,24 @@
       <w:r>
         <w:t>;</w:t>
       </w:r>
-    </w:p>
-    <w:p>
-      <w:r>
-        <w:t xml:space="preserve">    private String email;</w:t>
-      </w:r>
+      <w:proofErr w:type="gramEnd"/>
     </w:p>
     <w:p>
       <w:r>
         <w:t xml:space="preserve">    private String </w:t>
       </w:r>
-      <w:proofErr w:type="spellStart"/>
+      <w:proofErr w:type="gramStart"/>
+      <w:r>
+        <w:t>email;</w:t>
+      </w:r>
+      <w:proofErr w:type="gramEnd"/>
+    </w:p>
+    <w:p>
+      <w:r>
+        <w:t xml:space="preserve">    private String </w:t>
+      </w:r>
+      <w:proofErr w:type="spellStart"/>
+      <w:proofErr w:type="gramStart"/>
       <w:r>
         <w:t>phoneNumber</w:t>
       </w:r>
@@ -348,6 +409,7 @@
       <w:r>
         <w:t>;</w:t>
       </w:r>
+      <w:proofErr w:type="gramEnd"/>
     </w:p>
     <w:p/>
     <w:p>
@@ -357,7 +419,15 @@
     </w:p>
     <w:p>
       <w:r>
-        <w:t xml:space="preserve">    public Student(int </w:t>
+        <w:t xml:space="preserve">    public </w:t>
+      </w:r>
+      <w:proofErr w:type="gramStart"/>
+      <w:r>
+        <w:t>Student(</w:t>
+      </w:r>
+      <w:proofErr w:type="gramEnd"/>
+      <w:r>
+        <w:t xml:space="preserve">int </w:t>
       </w:r>
       <w:proofErr w:type="spellStart"/>
       <w:r>
@@ -373,14 +443,17 @@
         <w:t xml:space="preserve">        </w:t>
       </w:r>
       <w:proofErr w:type="spellStart"/>
+      <w:proofErr w:type="gramStart"/>
       <w:r>
         <w:t>this.studentId</w:t>
       </w:r>
       <w:proofErr w:type="spellEnd"/>
+      <w:proofErr w:type="gramEnd"/>
       <w:r>
         <w:t xml:space="preserve"> = </w:t>
       </w:r>
       <w:proofErr w:type="spellStart"/>
+      <w:proofErr w:type="gramStart"/>
       <w:r>
         <w:t>studentId</w:t>
       </w:r>
@@ -388,24 +461,37 @@
       <w:r>
         <w:t>;</w:t>
       </w:r>
-    </w:p>
-    <w:p>
-      <w:r>
-        <w:t xml:space="preserve">        this.name = name;</w:t>
-      </w:r>
+      <w:proofErr w:type="gramEnd"/>
+    </w:p>
+    <w:p>
+      <w:r>
+        <w:t xml:space="preserve">        this.name = </w:t>
+      </w:r>
+      <w:proofErr w:type="gramStart"/>
+      <w:r>
+        <w:t>name;</w:t>
+      </w:r>
+      <w:proofErr w:type="gramEnd"/>
     </w:p>
     <w:p>
       <w:r>
         <w:t xml:space="preserve">        </w:t>
       </w:r>
       <w:proofErr w:type="spellStart"/>
+      <w:proofErr w:type="gramStart"/>
       <w:r>
         <w:t>this.year</w:t>
       </w:r>
       <w:proofErr w:type="spellEnd"/>
-      <w:r>
-        <w:t xml:space="preserve"> = year;</w:t>
-      </w:r>
+      <w:proofErr w:type="gramEnd"/>
+      <w:r>
+        <w:t xml:space="preserve"> = </w:t>
+      </w:r>
+      <w:proofErr w:type="gramStart"/>
+      <w:r>
+        <w:t>year;</w:t>
+      </w:r>
+      <w:proofErr w:type="gramEnd"/>
     </w:p>
     <w:p>
       <w:r>
@@ -423,12 +509,17 @@
         <w:t xml:space="preserve">    public void </w:t>
       </w:r>
       <w:proofErr w:type="spellStart"/>
+      <w:proofErr w:type="gramStart"/>
       <w:r>
         <w:t>setCourse</w:t>
       </w:r>
       <w:proofErr w:type="spellEnd"/>
       <w:r>
-        <w:t>(Course course) {</w:t>
+        <w:t>(</w:t>
+      </w:r>
+      <w:proofErr w:type="gramEnd"/>
+      <w:r>
+        <w:t>Course course) {</w:t>
       </w:r>
     </w:p>
     <w:p>
@@ -436,13 +527,20 @@
         <w:t xml:space="preserve">        </w:t>
       </w:r>
       <w:proofErr w:type="spellStart"/>
+      <w:proofErr w:type="gramStart"/>
       <w:r>
         <w:t>this.course</w:t>
       </w:r>
       <w:proofErr w:type="spellEnd"/>
-      <w:r>
-        <w:t xml:space="preserve"> = course;</w:t>
-      </w:r>
+      <w:proofErr w:type="gramEnd"/>
+      <w:r>
+        <w:t xml:space="preserve"> = </w:t>
+      </w:r>
+      <w:proofErr w:type="gramStart"/>
+      <w:r>
+        <w:t>course;</w:t>
+      </w:r>
+      <w:proofErr w:type="gramEnd"/>
     </w:p>
     <w:p>
       <w:r>
@@ -455,12 +553,17 @@
         <w:t xml:space="preserve">    public void </w:t>
       </w:r>
       <w:proofErr w:type="spellStart"/>
+      <w:proofErr w:type="gramStart"/>
       <w:r>
         <w:t>setEmail</w:t>
       </w:r>
       <w:proofErr w:type="spellEnd"/>
       <w:r>
-        <w:t>(String email) {</w:t>
+        <w:t>(</w:t>
+      </w:r>
+      <w:proofErr w:type="gramEnd"/>
+      <w:r>
+        <w:t>String email) {</w:t>
       </w:r>
     </w:p>
     <w:p>
@@ -468,13 +571,20 @@
         <w:t xml:space="preserve">        </w:t>
       </w:r>
       <w:proofErr w:type="spellStart"/>
+      <w:proofErr w:type="gramStart"/>
       <w:r>
         <w:t>this.email</w:t>
       </w:r>
       <w:proofErr w:type="spellEnd"/>
-      <w:r>
-        <w:t xml:space="preserve"> = email;</w:t>
-      </w:r>
+      <w:proofErr w:type="gramEnd"/>
+      <w:r>
+        <w:t xml:space="preserve"> = </w:t>
+      </w:r>
+      <w:proofErr w:type="gramStart"/>
+      <w:r>
+        <w:t>email;</w:t>
+      </w:r>
+      <w:proofErr w:type="gramEnd"/>
     </w:p>
     <w:p>
       <w:r>
@@ -487,12 +597,17 @@
         <w:t xml:space="preserve">    public void </w:t>
       </w:r>
       <w:proofErr w:type="spellStart"/>
+      <w:proofErr w:type="gramStart"/>
       <w:r>
         <w:t>setPhoneNumber</w:t>
       </w:r>
       <w:proofErr w:type="spellEnd"/>
       <w:r>
-        <w:t xml:space="preserve">(String </w:t>
+        <w:t>(</w:t>
+      </w:r>
+      <w:proofErr w:type="gramEnd"/>
+      <w:r>
+        <w:t xml:space="preserve">String </w:t>
       </w:r>
       <w:proofErr w:type="spellStart"/>
       <w:r>
@@ -508,14 +623,17 @@
         <w:t xml:space="preserve">        </w:t>
       </w:r>
       <w:proofErr w:type="spellStart"/>
+      <w:proofErr w:type="gramStart"/>
       <w:r>
         <w:t>this.phoneNumber</w:t>
       </w:r>
       <w:proofErr w:type="spellEnd"/>
+      <w:proofErr w:type="gramEnd"/>
       <w:r>
         <w:t xml:space="preserve"> = </w:t>
       </w:r>
       <w:proofErr w:type="spellStart"/>
+      <w:proofErr w:type="gramStart"/>
       <w:r>
         <w:t>phoneNumber</w:t>
       </w:r>
@@ -523,6 +641,7 @@
       <w:r>
         <w:t>;</w:t>
       </w:r>
+      <w:proofErr w:type="gramEnd"/>
     </w:p>
     <w:p>
       <w:r>
@@ -532,8 +651,15 @@
     <w:p/>
     <w:p>
       <w:r>
-        <w:lastRenderedPageBreak/>
-        <w:t xml:space="preserve">    public void display() {</w:t>
+        <w:t xml:space="preserve">    public void </w:t>
+      </w:r>
+      <w:proofErr w:type="gramStart"/>
+      <w:r>
+        <w:t>display(</w:t>
+      </w:r>
+      <w:proofErr w:type="gramEnd"/>
+      <w:r>
+        <w:t>) {</w:t>
       </w:r>
     </w:p>
     <w:p/>
@@ -559,16 +685,26 @@
       </w:r>
       <w:proofErr w:type="spellEnd"/>
       <w:r>
-        <w:t xml:space="preserve">("Student ID      : " + </w:t>
+        <w:t xml:space="preserve">("Student ID    </w:t>
+      </w:r>
+      <w:proofErr w:type="gramStart"/>
+      <w:r>
+        <w:t xml:space="preserve">  :</w:t>
+      </w:r>
+      <w:proofErr w:type="gramEnd"/>
+      <w:r>
+        <w:t xml:space="preserve"> " + </w:t>
       </w:r>
       <w:proofErr w:type="spellStart"/>
       <w:r>
         <w:t>studentId</w:t>
       </w:r>
       <w:proofErr w:type="spellEnd"/>
+      <w:proofErr w:type="gramStart"/>
       <w:r>
         <w:t>);</w:t>
       </w:r>
+      <w:proofErr w:type="gramEnd"/>
     </w:p>
     <w:p>
       <w:r>
@@ -592,8 +728,21 @@
       </w:r>
       <w:proofErr w:type="spellEnd"/>
       <w:r>
-        <w:t>("Student Name    : " + name);</w:t>
-      </w:r>
+        <w:t xml:space="preserve">("Student Name  </w:t>
+      </w:r>
+      <w:proofErr w:type="gramStart"/>
+      <w:r>
+        <w:t xml:space="preserve">  :</w:t>
+      </w:r>
+      <w:proofErr w:type="gramEnd"/>
+      <w:r>
+        <w:t xml:space="preserve"> " + name</w:t>
+      </w:r>
+      <w:proofErr w:type="gramStart"/>
+      <w:r>
+        <w:t>);</w:t>
+      </w:r>
+      <w:proofErr w:type="gramEnd"/>
     </w:p>
     <w:p>
       <w:r>
@@ -617,8 +766,21 @@
       </w:r>
       <w:proofErr w:type="spellEnd"/>
       <w:r>
-        <w:t>("Academic Year   : " + year);</w:t>
-      </w:r>
+        <w:t xml:space="preserve">("Academic Year </w:t>
+      </w:r>
+      <w:proofErr w:type="gramStart"/>
+      <w:r>
+        <w:t xml:space="preserve">  :</w:t>
+      </w:r>
+      <w:proofErr w:type="gramEnd"/>
+      <w:r>
+        <w:t xml:space="preserve"> " + year</w:t>
+      </w:r>
+      <w:proofErr w:type="gramStart"/>
+      <w:r>
+        <w:t>);</w:t>
+      </w:r>
+      <w:proofErr w:type="gramEnd"/>
     </w:p>
     <w:p>
       <w:r>
@@ -642,8 +804,21 @@
       </w:r>
       <w:proofErr w:type="spellEnd"/>
       <w:r>
-        <w:t>("Email           : " + email);</w:t>
-      </w:r>
+        <w:t xml:space="preserve">("Email         </w:t>
+      </w:r>
+      <w:proofErr w:type="gramStart"/>
+      <w:r>
+        <w:t xml:space="preserve">  :</w:t>
+      </w:r>
+      <w:proofErr w:type="gramEnd"/>
+      <w:r>
+        <w:t xml:space="preserve"> " + email</w:t>
+      </w:r>
+      <w:proofErr w:type="gramStart"/>
+      <w:r>
+        <w:t>);</w:t>
+      </w:r>
+      <w:proofErr w:type="gramEnd"/>
     </w:p>
     <w:p>
       <w:r>
@@ -667,16 +842,26 @@
       </w:r>
       <w:proofErr w:type="spellEnd"/>
       <w:r>
-        <w:t xml:space="preserve">("Phone Number    : " + </w:t>
+        <w:t xml:space="preserve">("Phone Number  </w:t>
+      </w:r>
+      <w:proofErr w:type="gramStart"/>
+      <w:r>
+        <w:t xml:space="preserve">  :</w:t>
+      </w:r>
+      <w:proofErr w:type="gramEnd"/>
+      <w:r>
+        <w:t xml:space="preserve"> " + </w:t>
       </w:r>
       <w:proofErr w:type="spellStart"/>
       <w:r>
         <w:t>phoneNumber</w:t>
       </w:r>
       <w:proofErr w:type="spellEnd"/>
+      <w:proofErr w:type="gramStart"/>
       <w:r>
         <w:t>);</w:t>
       </w:r>
+      <w:proofErr w:type="gramEnd"/>
     </w:p>
     <w:p>
       <w:r>
@@ -700,8 +885,21 @@
       </w:r>
       <w:proofErr w:type="spellEnd"/>
       <w:r>
-        <w:t>("Course          : " + course);</w:t>
-      </w:r>
+        <w:t xml:space="preserve">("Course        </w:t>
+      </w:r>
+      <w:proofErr w:type="gramStart"/>
+      <w:r>
+        <w:t xml:space="preserve">  :</w:t>
+      </w:r>
+      <w:proofErr w:type="gramEnd"/>
+      <w:r>
+        <w:t xml:space="preserve"> " + course</w:t>
+      </w:r>
+      <w:proofErr w:type="gramStart"/>
+      <w:r>
+        <w:t>);</w:t>
+      </w:r>
+      <w:proofErr w:type="gramEnd"/>
     </w:p>
     <w:p/>
     <w:p>
@@ -716,12 +914,17 @@
         <w:t xml:space="preserve">public void </w:t>
       </w:r>
       <w:proofErr w:type="spellStart"/>
+      <w:proofErr w:type="gramStart"/>
       <w:r>
         <w:t>getStudentDetails</w:t>
       </w:r>
       <w:proofErr w:type="spellEnd"/>
       <w:r>
-        <w:t>() {</w:t>
+        <w:t>(</w:t>
+      </w:r>
+      <w:proofErr w:type="gramEnd"/>
+      <w:r>
+        <w:t>) {</w:t>
       </w:r>
     </w:p>
     <w:p>
@@ -780,10 +983,12 @@
         <w:t xml:space="preserve">package </w:t>
       </w:r>
       <w:proofErr w:type="spellStart"/>
+      <w:proofErr w:type="gramStart"/>
       <w:r>
         <w:t>com.klu.beans</w:t>
       </w:r>
       <w:proofErr w:type="spellEnd"/>
+      <w:proofErr w:type="gramEnd"/>
       <w:r>
         <w:t>;</w:t>
       </w:r>
@@ -799,6 +1004,7 @@
         <w:t xml:space="preserve">    private String </w:t>
       </w:r>
       <w:proofErr w:type="spellStart"/>
+      <w:proofErr w:type="gramStart"/>
       <w:r>
         <w:t>courseName</w:t>
       </w:r>
@@ -806,11 +1012,17 @@
       <w:r>
         <w:t>;</w:t>
       </w:r>
-    </w:p>
-    <w:p>
-      <w:r>
-        <w:t xml:space="preserve">    private int duration;</w:t>
-      </w:r>
+      <w:proofErr w:type="gramEnd"/>
+    </w:p>
+    <w:p>
+      <w:r>
+        <w:t xml:space="preserve">    private int </w:t>
+      </w:r>
+      <w:proofErr w:type="gramStart"/>
+      <w:r>
+        <w:t>duration;</w:t>
+      </w:r>
+      <w:proofErr w:type="gramEnd"/>
     </w:p>
     <w:p/>
     <w:p>
@@ -820,7 +1032,15 @@
     </w:p>
     <w:p>
       <w:r>
-        <w:t xml:space="preserve">    public Course(String </w:t>
+        <w:t xml:space="preserve">    public </w:t>
+      </w:r>
+      <w:proofErr w:type="gramStart"/>
+      <w:r>
+        <w:t>Course(</w:t>
+      </w:r>
+      <w:proofErr w:type="gramEnd"/>
+      <w:r>
+        <w:t xml:space="preserve">String </w:t>
       </w:r>
       <w:proofErr w:type="spellStart"/>
       <w:r>
@@ -836,14 +1056,17 @@
         <w:t xml:space="preserve">        </w:t>
       </w:r>
       <w:proofErr w:type="spellStart"/>
+      <w:proofErr w:type="gramStart"/>
       <w:r>
         <w:t>this.courseName</w:t>
       </w:r>
       <w:proofErr w:type="spellEnd"/>
+      <w:proofErr w:type="gramEnd"/>
       <w:r>
         <w:t xml:space="preserve"> = </w:t>
       </w:r>
       <w:proofErr w:type="spellStart"/>
+      <w:proofErr w:type="gramStart"/>
       <w:r>
         <w:t>courseName</w:t>
       </w:r>
@@ -851,19 +1074,27 @@
       <w:r>
         <w:t>;</w:t>
       </w:r>
+      <w:proofErr w:type="gramEnd"/>
     </w:p>
     <w:p>
       <w:r>
         <w:t xml:space="preserve">        </w:t>
       </w:r>
       <w:proofErr w:type="spellStart"/>
+      <w:proofErr w:type="gramStart"/>
       <w:r>
         <w:t>this.duration</w:t>
       </w:r>
       <w:proofErr w:type="spellEnd"/>
-      <w:r>
-        <w:t xml:space="preserve"> = duration;</w:t>
-      </w:r>
+      <w:proofErr w:type="gramEnd"/>
+      <w:r>
+        <w:t xml:space="preserve"> = </w:t>
+      </w:r>
+      <w:proofErr w:type="gramStart"/>
+      <w:r>
+        <w:t>duration;</w:t>
+      </w:r>
+      <w:proofErr w:type="gramEnd"/>
     </w:p>
     <w:p>
       <w:r>
@@ -873,23 +1104,29 @@
     <w:p/>
     <w:p>
       <w:r>
+        <w:lastRenderedPageBreak/>
         <w:t xml:space="preserve">    public String </w:t>
       </w:r>
       <w:proofErr w:type="spellStart"/>
+      <w:proofErr w:type="gramStart"/>
       <w:r>
         <w:t>getCourseName</w:t>
       </w:r>
       <w:proofErr w:type="spellEnd"/>
       <w:r>
-        <w:t>() {</w:t>
-      </w:r>
-    </w:p>
-    <w:p>
-      <w:r>
-        <w:lastRenderedPageBreak/>
+        <w:t>(</w:t>
+      </w:r>
+      <w:proofErr w:type="gramEnd"/>
+      <w:r>
+        <w:t>) {</w:t>
+      </w:r>
+    </w:p>
+    <w:p>
+      <w:r>
         <w:t xml:space="preserve">        return </w:t>
       </w:r>
       <w:proofErr w:type="spellStart"/>
+      <w:proofErr w:type="gramStart"/>
       <w:r>
         <w:t>courseName</w:t>
       </w:r>
@@ -897,6 +1134,7 @@
       <w:r>
         <w:t>;</w:t>
       </w:r>
+      <w:proofErr w:type="gramEnd"/>
     </w:p>
     <w:p>
       <w:r>
@@ -909,18 +1147,28 @@
         <w:t xml:space="preserve">    public int </w:t>
       </w:r>
       <w:proofErr w:type="spellStart"/>
+      <w:proofErr w:type="gramStart"/>
       <w:r>
         <w:t>getDuration</w:t>
       </w:r>
       <w:proofErr w:type="spellEnd"/>
       <w:r>
-        <w:t>() {</w:t>
-      </w:r>
-    </w:p>
-    <w:p>
-      <w:r>
-        <w:t xml:space="preserve">        return duration;</w:t>
-      </w:r>
+        <w:t>(</w:t>
+      </w:r>
+      <w:proofErr w:type="gramEnd"/>
+      <w:r>
+        <w:t>) {</w:t>
+      </w:r>
+    </w:p>
+    <w:p>
+      <w:r>
+        <w:t xml:space="preserve">        return </w:t>
+      </w:r>
+      <w:proofErr w:type="gramStart"/>
+      <w:r>
+        <w:t>duration;</w:t>
+      </w:r>
+      <w:proofErr w:type="gramEnd"/>
     </w:p>
     <w:p>
       <w:r>
@@ -945,12 +1193,17 @@
         <w:t xml:space="preserve">    public String </w:t>
       </w:r>
       <w:proofErr w:type="spellStart"/>
+      <w:proofErr w:type="gramStart"/>
       <w:r>
         <w:t>toString</w:t>
       </w:r>
       <w:proofErr w:type="spellEnd"/>
       <w:r>
-        <w:t>() {</w:t>
+        <w:t>(</w:t>
+      </w:r>
+      <w:proofErr w:type="gramEnd"/>
+      <w:r>
+        <w:t>) {</w:t>
       </w:r>
     </w:p>
     <w:p>
@@ -963,8 +1216,13 @@
       </w:r>
       <w:proofErr w:type="spellEnd"/>
       <w:r>
-        <w:t xml:space="preserve"> + " (" + duration + " months)";</w:t>
-      </w:r>
+        <w:t xml:space="preserve"> + " (" + duration + " months)</w:t>
+      </w:r>
+      <w:proofErr w:type="gramStart"/>
+      <w:r>
+        <w:t>";</w:t>
+      </w:r>
+      <w:proofErr w:type="gramEnd"/>
     </w:p>
     <w:p>
       <w:r>
@@ -997,10 +1255,12 @@
         <w:t xml:space="preserve">package </w:t>
       </w:r>
       <w:proofErr w:type="spellStart"/>
+      <w:proofErr w:type="gramStart"/>
       <w:r>
         <w:t>com.klu.main</w:t>
       </w:r>
       <w:proofErr w:type="spellEnd"/>
+      <w:proofErr w:type="gramEnd"/>
       <w:r>
         <w:t>;</w:t>
       </w:r>
@@ -1011,48 +1271,105 @@
         <w:t xml:space="preserve">import </w:t>
       </w:r>
       <w:proofErr w:type="spellStart"/>
-      <w:r>
-        <w:t>org.springframework.context.ApplicationContext</w:t>
-      </w:r>
-      <w:proofErr w:type="spellEnd"/>
+      <w:proofErr w:type="gramStart"/>
+      <w:r>
+        <w:t>org.springframework</w:t>
+      </w:r>
+      <w:proofErr w:type="gramEnd"/>
+      <w:r>
+        <w:t>.</w:t>
+      </w:r>
+      <w:proofErr w:type="gramStart"/>
+      <w:r>
+        <w:t>context.ApplicationContext</w:t>
+      </w:r>
+      <w:proofErr w:type="spellEnd"/>
+      <w:proofErr w:type="gramEnd"/>
       <w:r>
         <w:t>;</w:t>
       </w:r>
     </w:p>
     <w:p>
       <w:r>
-        <w:t>import org.springframework.context.support.ClassPathXmlApplicationContext;</w:t>
-      </w:r>
-    </w:p>
-    <w:p/>
-    <w:p>
-      <w:r>
         <w:t xml:space="preserve">import </w:t>
       </w:r>
-      <w:proofErr w:type="spellStart"/>
+      <w:proofErr w:type="gramStart"/>
+      <w:r>
+        <w:t>org.springframework</w:t>
+      </w:r>
+      <w:proofErr w:type="gramEnd"/>
+      <w:r>
+        <w:t>.</w:t>
+      </w:r>
+      <w:proofErr w:type="gramStart"/>
+      <w:r>
+        <w:t>context.support</w:t>
+      </w:r>
+      <w:proofErr w:type="gramEnd"/>
+      <w:r>
+        <w:t>.</w:t>
+      </w:r>
+      <w:proofErr w:type="gramStart"/>
+      <w:r>
+        <w:t>ClassPathXmlApplicationContext;</w:t>
+      </w:r>
+      <w:proofErr w:type="gramEnd"/>
+    </w:p>
+    <w:p/>
+    <w:p>
+      <w:r>
+        <w:t xml:space="preserve">import </w:t>
+      </w:r>
+      <w:proofErr w:type="spellStart"/>
+      <w:proofErr w:type="gramStart"/>
       <w:r>
         <w:rPr>
           <w:u w:val="single"/>
         </w:rPr>
-        <w:t>com.klu.beans.Course</w:t>
+        <w:t>com.klu.beans</w:t>
+      </w:r>
+      <w:proofErr w:type="gramEnd"/>
+      <w:r>
+        <w:rPr>
+          <w:u w:val="single"/>
+        </w:rPr>
+        <w:t>.</w:t>
+      </w:r>
+      <w:proofErr w:type="gramStart"/>
+      <w:r>
+        <w:rPr>
+          <w:u w:val="single"/>
+        </w:rPr>
+        <w:t>Course</w:t>
       </w:r>
       <w:proofErr w:type="spellEnd"/>
       <w:r>
         <w:t>;</w:t>
       </w:r>
+      <w:proofErr w:type="gramEnd"/>
     </w:p>
     <w:p>
       <w:r>
         <w:t xml:space="preserve">import </w:t>
       </w:r>
       <w:proofErr w:type="spellStart"/>
-      <w:r>
-        <w:t>com.klu.beans.Student</w:t>
+      <w:proofErr w:type="gramStart"/>
+      <w:r>
+        <w:t>com.klu.beans</w:t>
+      </w:r>
+      <w:proofErr w:type="gramEnd"/>
+      <w:r>
+        <w:t>.</w:t>
+      </w:r>
+      <w:proofErr w:type="gramStart"/>
+      <w:r>
+        <w:t>Student</w:t>
       </w:r>
       <w:proofErr w:type="spellEnd"/>
       <w:r>
         <w:t>;</w:t>
       </w:r>
+      <w:proofErr w:type="gramEnd"/>
     </w:p>
     <w:p/>
     <w:p>
@@ -1071,7 +1388,15 @@
     <w:p>
       <w:r>
         <w:tab/>
-        <w:t xml:space="preserve">public static void main(String[] </w:t>
+        <w:t xml:space="preserve">public static void </w:t>
+      </w:r>
+      <w:proofErr w:type="gramStart"/>
+      <w:r>
+        <w:t>main(String[</w:t>
+      </w:r>
+      <w:proofErr w:type="gramEnd"/>
+      <w:r>
+        <w:t xml:space="preserve">] </w:t>
       </w:r>
       <w:proofErr w:type="spellStart"/>
       <w:r>
@@ -1112,8 +1437,13 @@
       </w:r>
       <w:proofErr w:type="spellEnd"/>
       <w:r>
-        <w:t>("beans.xml");</w:t>
-      </w:r>
+        <w:t>("beans.xml"</w:t>
+      </w:r>
+      <w:proofErr w:type="gramStart"/>
+      <w:r>
+        <w:t>);</w:t>
+      </w:r>
+      <w:proofErr w:type="gramEnd"/>
     </w:p>
     <w:p>
       <w:r>
@@ -1132,10 +1462,12 @@
         <w:t xml:space="preserve"> = </w:t>
       </w:r>
       <w:proofErr w:type="spellStart"/>
+      <w:proofErr w:type="gramStart"/>
       <w:r>
         <w:t>context.getBean</w:t>
       </w:r>
       <w:proofErr w:type="spellEnd"/>
+      <w:proofErr w:type="gramEnd"/>
       <w:r>
         <w:t xml:space="preserve">("stud", </w:t>
       </w:r>
@@ -1144,9 +1476,11 @@
         <w:t>Student.class</w:t>
       </w:r>
       <w:proofErr w:type="spellEnd"/>
+      <w:proofErr w:type="gramStart"/>
       <w:r>
         <w:t>);</w:t>
       </w:r>
+      <w:proofErr w:type="gramEnd"/>
     </w:p>
     <w:p>
       <w:r>
@@ -1173,8 +1507,13 @@
       </w:r>
       <w:proofErr w:type="spellEnd"/>
       <w:r>
-        <w:t>("Student Details: ");</w:t>
-      </w:r>
+        <w:t>("Student Details: "</w:t>
+      </w:r>
+      <w:proofErr w:type="gramStart"/>
+      <w:r>
+        <w:t>);</w:t>
+      </w:r>
+      <w:proofErr w:type="gramEnd"/>
     </w:p>
     <w:p>
       <w:r>
@@ -1184,13 +1523,20 @@
         <w:tab/>
       </w:r>
       <w:proofErr w:type="spellStart"/>
+      <w:proofErr w:type="gramStart"/>
       <w:r>
         <w:t>st.display</w:t>
       </w:r>
       <w:proofErr w:type="spellEnd"/>
-      <w:r>
-        <w:t>();</w:t>
-      </w:r>
+      <w:proofErr w:type="gramEnd"/>
+      <w:r>
+        <w:t>(</w:t>
+      </w:r>
+      <w:proofErr w:type="gramStart"/>
+      <w:r>
+        <w:t>);</w:t>
+      </w:r>
+      <w:proofErr w:type="gramEnd"/>
     </w:p>
     <w:p>
       <w:r>
@@ -1200,6 +1546,7 @@
     </w:p>
     <w:p>
       <w:r>
+        <w:lastRenderedPageBreak/>
         <w:t>}</w:t>
       </w:r>
     </w:p>
@@ -1224,10 +1571,12 @@
         <w:t xml:space="preserve">package </w:t>
       </w:r>
       <w:proofErr w:type="spellStart"/>
+      <w:proofErr w:type="gramStart"/>
       <w:r>
         <w:t>com.klu.main</w:t>
       </w:r>
       <w:proofErr w:type="spellEnd"/>
+      <w:proofErr w:type="gramEnd"/>
       <w:r>
         <w:t>;</w:t>
       </w:r>
@@ -1238,32 +1587,73 @@
         <w:t xml:space="preserve">import </w:t>
       </w:r>
       <w:proofErr w:type="spellStart"/>
-      <w:r>
-        <w:t>org.springframework.context.ApplicationContext</w:t>
-      </w:r>
-      <w:proofErr w:type="spellEnd"/>
+      <w:proofErr w:type="gramStart"/>
+      <w:r>
+        <w:t>org.springframework</w:t>
+      </w:r>
+      <w:proofErr w:type="gramEnd"/>
+      <w:r>
+        <w:t>.</w:t>
+      </w:r>
+      <w:proofErr w:type="gramStart"/>
+      <w:r>
+        <w:t>context.ApplicationContext</w:t>
+      </w:r>
+      <w:proofErr w:type="spellEnd"/>
+      <w:proofErr w:type="gramEnd"/>
       <w:r>
         <w:t>;</w:t>
       </w:r>
     </w:p>
     <w:p>
       <w:r>
-        <w:t>import org.springframework.context.support.ClassPathXmlApplicationContext;</w:t>
-      </w:r>
-    </w:p>
-    <w:p/>
-    <w:p>
-      <w:r>
         <w:t xml:space="preserve">import </w:t>
       </w:r>
-      <w:proofErr w:type="spellStart"/>
-      <w:r>
-        <w:t>com.klu.beans.Course</w:t>
+      <w:proofErr w:type="gramStart"/>
+      <w:r>
+        <w:t>org.springframework</w:t>
+      </w:r>
+      <w:proofErr w:type="gramEnd"/>
+      <w:r>
+        <w:t>.</w:t>
+      </w:r>
+      <w:proofErr w:type="gramStart"/>
+      <w:r>
+        <w:t>context.support</w:t>
+      </w:r>
+      <w:proofErr w:type="gramEnd"/>
+      <w:r>
+        <w:t>.</w:t>
+      </w:r>
+      <w:proofErr w:type="gramStart"/>
+      <w:r>
+        <w:t>ClassPathXmlApplicationContext;</w:t>
+      </w:r>
+      <w:proofErr w:type="gramEnd"/>
+    </w:p>
+    <w:p/>
+    <w:p>
+      <w:r>
+        <w:t xml:space="preserve">import </w:t>
+      </w:r>
+      <w:proofErr w:type="spellStart"/>
+      <w:proofErr w:type="gramStart"/>
+      <w:r>
+        <w:t>com.klu.beans</w:t>
+      </w:r>
+      <w:proofErr w:type="gramEnd"/>
+      <w:r>
+        <w:t>.</w:t>
+      </w:r>
+      <w:proofErr w:type="gramStart"/>
+      <w:r>
+        <w:t>Course</w:t>
       </w:r>
       <w:proofErr w:type="spellEnd"/>
       <w:r>
         <w:t>;</w:t>
       </w:r>
+      <w:proofErr w:type="gramEnd"/>
     </w:p>
     <w:p/>
     <w:p>
@@ -1283,7 +1673,15 @@
     <w:p>
       <w:r>
         <w:tab/>
-        <w:t xml:space="preserve">public static void main(String[] </w:t>
+        <w:t xml:space="preserve">public static void </w:t>
+      </w:r>
+      <w:proofErr w:type="gramStart"/>
+      <w:r>
+        <w:t>main(String[</w:t>
+      </w:r>
+      <w:proofErr w:type="gramEnd"/>
+      <w:r>
+        <w:t xml:space="preserve">] </w:t>
       </w:r>
       <w:proofErr w:type="spellStart"/>
       <w:r>
@@ -1325,8 +1723,13 @@
       </w:r>
       <w:proofErr w:type="spellEnd"/>
       <w:r>
-        <w:t>("beans.xml");</w:t>
-      </w:r>
+        <w:t>("beans.xml"</w:t>
+      </w:r>
+      <w:proofErr w:type="gramStart"/>
+      <w:r>
+        <w:t>);</w:t>
+      </w:r>
+      <w:proofErr w:type="gramEnd"/>
     </w:p>
     <w:p/>
     <w:p>
@@ -1346,10 +1749,12 @@
         <w:t xml:space="preserve"> = </w:t>
       </w:r>
       <w:proofErr w:type="spellStart"/>
+      <w:proofErr w:type="gramStart"/>
       <w:r>
         <w:t>context.getBean</w:t>
       </w:r>
       <w:proofErr w:type="spellEnd"/>
+      <w:proofErr w:type="gramEnd"/>
       <w:r>
         <w:t xml:space="preserve">("course", </w:t>
       </w:r>
@@ -1358,9 +1763,11 @@
         <w:t>Course.class</w:t>
       </w:r>
       <w:proofErr w:type="spellEnd"/>
+      <w:proofErr w:type="gramStart"/>
       <w:r>
         <w:t>);</w:t>
       </w:r>
+      <w:proofErr w:type="gramEnd"/>
     </w:p>
     <w:p/>
     <w:p>
@@ -1388,8 +1795,13 @@
       </w:r>
       <w:proofErr w:type="spellEnd"/>
       <w:r>
-        <w:t>("Course Details:");</w:t>
-      </w:r>
+        <w:t>("Course Details:"</w:t>
+      </w:r>
+      <w:proofErr w:type="gramStart"/>
+      <w:r>
+        <w:t>);</w:t>
+      </w:r>
+      <w:proofErr w:type="gramEnd"/>
     </w:p>
     <w:p>
       <w:r>
@@ -1416,8 +1828,13 @@
       </w:r>
       <w:proofErr w:type="spellEnd"/>
       <w:r>
-        <w:t>(course);</w:t>
-      </w:r>
+        <w:t>(course</w:t>
+      </w:r>
+      <w:proofErr w:type="gramStart"/>
+      <w:r>
+        <w:t>);</w:t>
+      </w:r>
+      <w:proofErr w:type="gramEnd"/>
     </w:p>
     <w:p/>
     <w:p>
@@ -1465,10 +1882,12 @@
         <w:t xml:space="preserve">       </w:t>
       </w:r>
       <w:proofErr w:type="spellStart"/>
+      <w:proofErr w:type="gramStart"/>
       <w:r>
         <w:t>xmlns:xsi</w:t>
       </w:r>
       <w:proofErr w:type="spellEnd"/>
+      <w:proofErr w:type="gramEnd"/>
       <w:r>
         <w:t>="http://www.w3.org/2001/XMLSchema-instance"</w:t>
       </w:r>
@@ -1478,10 +1897,12 @@
         <w:t xml:space="preserve">       </w:t>
       </w:r>
       <w:proofErr w:type="spellStart"/>
+      <w:proofErr w:type="gramStart"/>
       <w:r>
         <w:t>xsi:schemaLocation</w:t>
       </w:r>
       <w:proofErr w:type="spellEnd"/>
+      <w:proofErr w:type="gramEnd"/>
       <w:r>
         <w:t>="</w:t>
       </w:r>
@@ -1499,161 +1920,224 @@
     <w:p/>
     <w:p>
       <w:r>
+        <w:t xml:space="preserve">    </w:t>
+      </w:r>
+      <w:proofErr w:type="gramStart"/>
+      <w:r>
+        <w:t>&lt;!--</w:t>
+      </w:r>
+      <w:proofErr w:type="gramEnd"/>
+      <w:r>
+        <w:t xml:space="preserve"> Course Bean --&gt;</w:t>
+      </w:r>
+    </w:p>
+    <w:p>
+      <w:r>
+        <w:t xml:space="preserve">    &lt;bean id="course" class="</w:t>
+      </w:r>
+      <w:proofErr w:type="spellStart"/>
+      <w:proofErr w:type="gramStart"/>
+      <w:r>
+        <w:t>com.klu.beans</w:t>
+      </w:r>
+      <w:proofErr w:type="gramEnd"/>
+      <w:r>
+        <w:t>.Course</w:t>
+      </w:r>
+      <w:proofErr w:type="spellEnd"/>
+      <w:r>
+        <w:t>"&gt;</w:t>
+      </w:r>
+    </w:p>
+    <w:p>
+      <w:r>
+        <w:t xml:space="preserve">        &lt;constructor-</w:t>
+      </w:r>
+      <w:proofErr w:type="spellStart"/>
+      <w:r>
+        <w:t>arg</w:t>
+      </w:r>
+      <w:proofErr w:type="spellEnd"/>
+      <w:r>
+        <w:t xml:space="preserve"> value="Spring Framework"/&gt;</w:t>
+      </w:r>
+    </w:p>
+    <w:p>
+      <w:r>
+        <w:t xml:space="preserve">        &lt;constructor-</w:t>
+      </w:r>
+      <w:proofErr w:type="spellStart"/>
+      <w:r>
+        <w:t>arg</w:t>
+      </w:r>
+      <w:proofErr w:type="spellEnd"/>
+      <w:r>
+        <w:t xml:space="preserve"> value="6"/&gt;</w:t>
+      </w:r>
+    </w:p>
+    <w:p>
+      <w:r>
+        <w:t xml:space="preserve">    &lt;/bean&gt;</w:t>
+      </w:r>
+    </w:p>
+    <w:p/>
+    <w:p>
+      <w:r>
+        <w:t xml:space="preserve">    </w:t>
+      </w:r>
+      <w:proofErr w:type="gramStart"/>
+      <w:r>
+        <w:t>&lt;!--</w:t>
+      </w:r>
+      <w:proofErr w:type="gramEnd"/>
+      <w:r>
+        <w:t xml:space="preserve"> Student Bean --&gt;</w:t>
+      </w:r>
+    </w:p>
+    <w:p>
+      <w:r>
+        <w:t xml:space="preserve">    &lt;bean id="stud" class="</w:t>
+      </w:r>
+      <w:proofErr w:type="spellStart"/>
+      <w:proofErr w:type="gramStart"/>
+      <w:r>
+        <w:t>com.klu.beans</w:t>
+      </w:r>
+      <w:proofErr w:type="gramEnd"/>
+      <w:r>
+        <w:t>.Student</w:t>
+      </w:r>
+      <w:proofErr w:type="spellEnd"/>
+      <w:r>
+        <w:t>"&gt;</w:t>
+      </w:r>
+    </w:p>
+    <w:p/>
+    <w:p>
+      <w:r>
+        <w:t xml:space="preserve">        </w:t>
+      </w:r>
+      <w:proofErr w:type="gramStart"/>
+      <w:r>
+        <w:t>&lt;!--</w:t>
+      </w:r>
+      <w:proofErr w:type="gramEnd"/>
+      <w:r>
+        <w:t xml:space="preserve"> Constructor Injection --&gt;</w:t>
+      </w:r>
+    </w:p>
+    <w:p>
+      <w:r>
+        <w:t xml:space="preserve">        &lt;constructor-</w:t>
+      </w:r>
+      <w:proofErr w:type="spellStart"/>
+      <w:r>
+        <w:t>arg</w:t>
+      </w:r>
+      <w:proofErr w:type="spellEnd"/>
+      <w:r>
+        <w:t xml:space="preserve"> value="101"/&gt;</w:t>
+      </w:r>
+    </w:p>
+    <w:p>
+      <w:r>
+        <w:t xml:space="preserve">        &lt;constructor-</w:t>
+      </w:r>
+      <w:proofErr w:type="spellStart"/>
+      <w:r>
+        <w:t>arg</w:t>
+      </w:r>
+      <w:proofErr w:type="spellEnd"/>
+      <w:r>
+        <w:t xml:space="preserve"> value="ram"/&gt;</w:t>
+      </w:r>
+    </w:p>
+    <w:p>
+      <w:r>
+        <w:t xml:space="preserve">        &lt;constructor-</w:t>
+      </w:r>
+      <w:proofErr w:type="spellStart"/>
+      <w:r>
+        <w:t>arg</w:t>
+      </w:r>
+      <w:proofErr w:type="spellEnd"/>
+      <w:r>
+        <w:t xml:space="preserve"> value="2026"/&gt;</w:t>
+      </w:r>
+    </w:p>
+    <w:p/>
+    <w:p>
+      <w:r>
+        <w:t xml:space="preserve">        </w:t>
+      </w:r>
+      <w:proofErr w:type="gramStart"/>
+      <w:r>
+        <w:t>&lt;!--</w:t>
+      </w:r>
+      <w:proofErr w:type="gramEnd"/>
+      <w:r>
+        <w:t xml:space="preserve"> Setter Injection --&gt;</w:t>
+      </w:r>
+    </w:p>
+    <w:p>
+      <w:r>
+        <w:t xml:space="preserve">        &lt;property name="course" ref="course"/&gt;</w:t>
+      </w:r>
+    </w:p>
+    <w:p>
+      <w:r>
+        <w:t xml:space="preserve">        &lt;property name="email" value="ram@klu.edu"/&gt;</w:t>
+      </w:r>
+    </w:p>
+    <w:p>
+      <w:r>
+        <w:t xml:space="preserve">        &lt;property name="</w:t>
+      </w:r>
+      <w:proofErr w:type="spellStart"/>
+      <w:r>
+        <w:t>phoneNumber</w:t>
+      </w:r>
+      <w:proofErr w:type="spellEnd"/>
+      <w:r>
+        <w:t>" value="9876543210"/&gt;</w:t>
+      </w:r>
+    </w:p>
+    <w:p/>
+    <w:p>
+      <w:r>
+        <w:t xml:space="preserve">    &lt;/bean&gt;</w:t>
+      </w:r>
+    </w:p>
+    <w:p/>
+    <w:p>
+      <w:r>
+        <w:t>&lt;/beans&gt;</w:t>
+      </w:r>
+    </w:p>
+    <w:p/>
+    <w:p/>
+    <w:p/>
+    <w:p/>
+    <w:p/>
+    <w:p/>
+    <w:p/>
+    <w:p/>
+    <w:p>
+      <w:pPr>
+        <w:rPr>
+          <w:b/>
+          <w:bCs/>
+        </w:rPr>
+      </w:pPr>
+      <w:r>
+        <w:rPr>
+          <w:b/>
+          <w:bCs/>
+        </w:rPr>
         <w:lastRenderedPageBreak/>
-        <w:t xml:space="preserve">    &lt;!-- Course Bean --&gt;</w:t>
-      </w:r>
-    </w:p>
-    <w:p>
-      <w:r>
-        <w:t xml:space="preserve">    &lt;bean id="course" class="</w:t>
-      </w:r>
-      <w:proofErr w:type="spellStart"/>
-      <w:r>
-        <w:t>com.klu.beans.Course</w:t>
-      </w:r>
-      <w:proofErr w:type="spellEnd"/>
-      <w:r>
-        <w:t>"&gt;</w:t>
-      </w:r>
-    </w:p>
-    <w:p>
-      <w:r>
-        <w:t xml:space="preserve">        &lt;constructor-</w:t>
-      </w:r>
-      <w:proofErr w:type="spellStart"/>
-      <w:r>
-        <w:t>arg</w:t>
-      </w:r>
-      <w:proofErr w:type="spellEnd"/>
-      <w:r>
-        <w:t xml:space="preserve"> value="Spring Framework"/&gt;</w:t>
-      </w:r>
-    </w:p>
-    <w:p>
-      <w:r>
-        <w:t xml:space="preserve">        &lt;constructor-</w:t>
-      </w:r>
-      <w:proofErr w:type="spellStart"/>
-      <w:r>
-        <w:t>arg</w:t>
-      </w:r>
-      <w:proofErr w:type="spellEnd"/>
-      <w:r>
-        <w:t xml:space="preserve"> value="6"/&gt;</w:t>
-      </w:r>
-    </w:p>
-    <w:p>
-      <w:r>
-        <w:t xml:space="preserve">    &lt;/bean&gt;</w:t>
-      </w:r>
-    </w:p>
-    <w:p/>
-    <w:p>
-      <w:r>
-        <w:t xml:space="preserve">    &lt;!-- Student Bean --&gt;</w:t>
-      </w:r>
-    </w:p>
-    <w:p>
-      <w:r>
-        <w:t xml:space="preserve">    &lt;bean id="stud" class="</w:t>
-      </w:r>
-      <w:proofErr w:type="spellStart"/>
-      <w:r>
-        <w:t>com.klu.beans.Student</w:t>
-      </w:r>
-      <w:proofErr w:type="spellEnd"/>
-      <w:r>
-        <w:t>"&gt;</w:t>
-      </w:r>
-    </w:p>
-    <w:p/>
-    <w:p>
-      <w:r>
-        <w:t xml:space="preserve">        &lt;!-- Constructor Injection --&gt;</w:t>
-      </w:r>
-    </w:p>
-    <w:p>
-      <w:r>
-        <w:t xml:space="preserve">        &lt;constructor-</w:t>
-      </w:r>
-      <w:proofErr w:type="spellStart"/>
-      <w:r>
-        <w:t>arg</w:t>
-      </w:r>
-      <w:proofErr w:type="spellEnd"/>
-      <w:r>
-        <w:t xml:space="preserve"> value="101"/&gt;</w:t>
-      </w:r>
-    </w:p>
-    <w:p>
-      <w:r>
-        <w:t xml:space="preserve">        &lt;constructor-</w:t>
-      </w:r>
-      <w:proofErr w:type="spellStart"/>
-      <w:r>
-        <w:t>arg</w:t>
-      </w:r>
-      <w:proofErr w:type="spellEnd"/>
-      <w:r>
-        <w:t xml:space="preserve"> value="ram"/&gt;</w:t>
-      </w:r>
-    </w:p>
-    <w:p>
-      <w:r>
-        <w:t xml:space="preserve">        &lt;constructor-</w:t>
-      </w:r>
-      <w:proofErr w:type="spellStart"/>
-      <w:r>
-        <w:t>arg</w:t>
-      </w:r>
-      <w:proofErr w:type="spellEnd"/>
-      <w:r>
-        <w:t xml:space="preserve"> value="2026"/&gt;</w:t>
-      </w:r>
-    </w:p>
-    <w:p/>
-    <w:p>
-      <w:r>
-        <w:t xml:space="preserve">        &lt;!-- Setter Injection --&gt;</w:t>
-      </w:r>
-    </w:p>
-    <w:p>
-      <w:r>
-        <w:t xml:space="preserve">        &lt;property name="course" ref="course"/&gt;</w:t>
-      </w:r>
-    </w:p>
-    <w:p>
-      <w:r>
-        <w:t xml:space="preserve">        &lt;property name="email" value="ram@klu.edu"/&gt;</w:t>
-      </w:r>
-    </w:p>
-    <w:p>
-      <w:r>
-        <w:t xml:space="preserve">        &lt;property name="</w:t>
-      </w:r>
-      <w:proofErr w:type="spellStart"/>
-      <w:r>
-        <w:t>phoneNumber</w:t>
-      </w:r>
-      <w:proofErr w:type="spellEnd"/>
-      <w:r>
-        <w:t>" value="9876543210"/&gt;</w:t>
-      </w:r>
-    </w:p>
-    <w:p/>
-    <w:p>
-      <w:r>
-        <w:t xml:space="preserve">    &lt;/bean&gt;</w:t>
-      </w:r>
-    </w:p>
-    <w:p/>
-    <w:p>
-      <w:r>
-        <w:t>&lt;/beans&gt;</w:t>
-      </w:r>
-    </w:p>
-    <w:p/>
-    <w:p/>
+        <w:t>OUTPUT:</w:t>
+      </w:r>
+    </w:p>
     <w:p>
       <w:pPr>
         <w:rPr>
@@ -1663,24 +2147,8 @@
       </w:pPr>
       <w:r>
         <w:rPr>
-          <w:b/>
-          <w:bCs/>
-        </w:rPr>
-        <w:t>OUTPUT:</w:t>
-      </w:r>
-    </w:p>
-    <w:p>
-      <w:pPr>
-        <w:rPr>
-          <w:b/>
-          <w:bCs/>
-        </w:rPr>
-      </w:pPr>
-      <w:r>
-        <w:rPr>
           <w:noProof/>
         </w:rPr>
-        <w:lastRenderedPageBreak/>
         <w:drawing>
           <wp:inline distT="0" distB="0" distL="0" distR="0" wp14:anchorId="7FFAB9E5" wp14:editId="0A6EF035">
             <wp:extent cx="5731510" cy="3058160"/>
@@ -1765,6 +2233,48 @@
             </a:graphic>
           </wp:inline>
         </w:drawing>
+      </w:r>
+    </w:p>
+    <w:p>
+      <w:pPr>
+        <w:rPr>
+          <w:sz w:val="28"/>
+          <w:szCs w:val="28"/>
+        </w:rPr>
+      </w:pPr>
+    </w:p>
+    <w:p>
+      <w:pPr>
+        <w:rPr>
+          <w:b/>
+          <w:bCs/>
+          <w:sz w:val="28"/>
+          <w:szCs w:val="28"/>
+        </w:rPr>
+      </w:pPr>
+      <w:r>
+        <w:rPr>
+          <w:b/>
+          <w:bCs/>
+          <w:sz w:val="28"/>
+          <w:szCs w:val="28"/>
+        </w:rPr>
+        <w:t>GITHUB LINK:</w:t>
+      </w:r>
+    </w:p>
+    <w:p>
+      <w:pPr>
+        <w:rPr>
+          <w:sz w:val="18"/>
+          <w:szCs w:val="18"/>
+        </w:rPr>
+      </w:pPr>
+      <w:r>
+        <w:rPr>
+          <w:sz w:val="18"/>
+          <w:szCs w:val="18"/>
+        </w:rPr>
+        <w:t>https://github.com/nagasubrahmanyammeka/SkillExperiments_2400030128_FSAD_Sec2/tree/main/SKILL-4</w:t>
       </w:r>
     </w:p>
     <w:sectPr>
@@ -1898,7 +2408,7 @@
           </v:handles>
           <o:lock v:ext="edit" text="t" shapetype="t"/>
         </v:shapetype>
-        <v:shape id="PowerPlusWaterMarkObject495944376" o:spid="_x0000_s1026" type="#_x0000_t136" style="position:absolute;margin-left:0;margin-top:0;width:489.45pt;height:146.8pt;rotation:315;z-index:-251655168;mso-position-horizontal:center;mso-position-horizontal-relative:margin;mso-position-vertical:center;mso-position-vertical-relative:margin" o:allowincell="f" fillcolor="#393939 [814]" stroked="f">
+        <v:shape id="PowerPlusWaterMarkObject535898422" o:spid="_x0000_s1026" type="#_x0000_t136" style="position:absolute;margin-left:0;margin-top:0;width:451.25pt;height:135.35pt;z-index:-251655168;mso-position-horizontal:center;mso-position-horizontal-relative:margin;mso-position-vertical:center;mso-position-vertical-relative:margin" o:allowincell="f" fillcolor="#393939 [814]" stroked="f">
           <v:fill opacity=".5"/>
           <v:textpath style="font-family:&quot;Calibri&quot;;font-size:1pt" string="2400030128"/>
           <w10:wrap anchorx="margin" anchory="margin"/>
@@ -1944,7 +2454,7 @@
           </v:handles>
           <o:lock v:ext="edit" text="t" shapetype="t"/>
         </v:shapetype>
-        <v:shape id="PowerPlusWaterMarkObject495944377" o:spid="_x0000_s1027" type="#_x0000_t136" style="position:absolute;margin-left:0;margin-top:0;width:489.45pt;height:146.8pt;rotation:315;z-index:-251653120;mso-position-horizontal:center;mso-position-horizontal-relative:margin;mso-position-vertical:center;mso-position-vertical-relative:margin" o:allowincell="f" fillcolor="#393939 [814]" stroked="f">
+        <v:shape id="PowerPlusWaterMarkObject535898423" o:spid="_x0000_s1027" type="#_x0000_t136" style="position:absolute;margin-left:0;margin-top:0;width:451.25pt;height:135.35pt;z-index:-251653120;mso-position-horizontal:center;mso-position-horizontal-relative:margin;mso-position-vertical:center;mso-position-vertical-relative:margin" o:allowincell="f" fillcolor="#393939 [814]" stroked="f">
           <v:fill opacity=".5"/>
           <v:textpath style="font-family:&quot;Calibri&quot;;font-size:1pt" string="2400030128"/>
           <w10:wrap anchorx="margin" anchory="margin"/>
@@ -1990,7 +2500,7 @@
           </v:handles>
           <o:lock v:ext="edit" text="t" shapetype="t"/>
         </v:shapetype>
-        <v:shape id="PowerPlusWaterMarkObject495944375" o:spid="_x0000_s1025" type="#_x0000_t136" style="position:absolute;margin-left:0;margin-top:0;width:489.45pt;height:146.8pt;rotation:315;z-index:-251657216;mso-position-horizontal:center;mso-position-horizontal-relative:margin;mso-position-vertical:center;mso-position-vertical-relative:margin" o:allowincell="f" fillcolor="#393939 [814]" stroked="f">
+        <v:shape id="PowerPlusWaterMarkObject535898421" o:spid="_x0000_s1025" type="#_x0000_t136" style="position:absolute;margin-left:0;margin-top:0;width:451.25pt;height:135.35pt;z-index:-251657216;mso-position-horizontal:center;mso-position-horizontal-relative:margin;mso-position-vertical:center;mso-position-vertical-relative:margin" o:allowincell="f" fillcolor="#393939 [814]" stroked="f">
           <v:fill opacity=".5"/>
           <v:textpath style="font-family:&quot;Calibri&quot;;font-size:1pt" string="2400030128"/>
           <w10:wrap anchorx="margin" anchory="margin"/>
